--- a/docs/weekly/2026-W41_當週鐵人新知與文章整理_中文版.docx
+++ b/docs/weekly/2026-W41_當週鐵人新知與文章整理_中文版.docx
@@ -27,7 +27,7 @@
           <w:color w:val="555555"/>
           <w:sz w:val="19"/>
         </w:rPr>
-        <w:t>彙整時間：2026-10-05 09:00:19　｜　時間範圍：過去 7 天</w:t>
+        <w:t>彙整時間：2026-10-05 16:22:07　｜　時間範圍：過去 7 天</w:t>
         <w:br/>
         <w:t>來源網站：Slowtwitch, Triathlete, 220 Triathlon, TrainingPeaks, Joe Friel (已翻譯為繁體中文)</w:t>
       </w:r>
@@ -224,7 +224,7 @@
           <w:color w:val="333333"/>
           <w:sz w:val="19"/>
         </w:rPr>
-        <w:t>1. 盒裝水母之花決定在比賽週前撞毀2026年鐵人三項世界錦標賽的賽道；</w:t>
+        <w:t>1. 就在比賽週之前，一隻箱形水母花決定沖毀 2026 年鐵人三項世界錦標賽的賽道；</w:t>
       </w:r>
     </w:p>
     <w:p>
@@ -240,7 +240,7 @@
           <w:color w:val="333333"/>
           <w:sz w:val="19"/>
         </w:rPr>
-        <w:t>2. 以下是您需要了解的安全資訊，以及為什麼您的比賽日夢想不會被打破；</w:t>
+        <w:t>2. 以下是您需要了解的確保安全的知識 - 以及為什麼您的比賽日夢想不會僅僅因為您而破滅；</w:t>
       </w:r>
     </w:p>
     <w:p>
@@ -388,7 +388,7 @@
             <w:rFonts w:ascii="Calibri" w:hAnsi="Calibri" w:eastAsia="Microsoft JhengHei"/>
             <w:sz w:val="22"/>
           </w:rPr>
-          <w:t>適合游泳的手錶有哪些？我们测试顶级追踪器泳池和开放水域游泳</w:t>
+          <w:t>適合游泳的手錶有哪些？我們測試頂級追蹤器泳池和開放水域游泳</w:t>
         </w:r>
       </w:hyperlink>
     </w:p>
@@ -436,7 +436,7 @@
           <w:color w:val="333333"/>
           <w:sz w:val="19"/>
         </w:rPr>
-        <w:t>1. 我們專業的遊泳測試人員為您量身打造9款最佳遊泳手錶，幫助您找到最適合您訓練和預算的手錶；</w:t>
+        <w:t>1. 我們的專業游泳測試員對 9 款最好的游泳手錶進行了測試，幫助您找到適合您的訓練和預算的一款；</w:t>
       </w:r>
     </w:p>
     <w:p>
@@ -615,7 +615,7 @@
             <w:rFonts w:ascii="Calibri" w:hAnsi="Calibri" w:eastAsia="Microsoft JhengHei"/>
             <w:sz w:val="22"/>
           </w:rPr>
-          <w:t>Apple Watch Ultra 4是一款具有健身和健康改善功能的人工智慧強國，但您是否需要它？</w:t>
+          <w:t>Apple Watch Ultra 4 是一款人工智慧引擎，可改善健身和健康狀況，但您需要它嗎？</w:t>
         </w:r>
       </w:hyperlink>
     </w:p>
@@ -663,7 +663,7 @@
           <w:color w:val="333333"/>
           <w:sz w:val="19"/>
         </w:rPr>
-        <w:t>1. Apple has upgraded the Ultra again, and there's lots to like in the new version, including a super-accurate HR sensor and a powerful new AI ready chip；</w:t>
+        <w:t>1. 蘋果再次升級了 Ultra，新版本有很多值得喜歡的地方，包括超精確的 HR 感測器和強大的全新 AI 晶片；</w:t>
       </w:r>
     </w:p>
     <w:p>
@@ -721,7 +721,7 @@
             <w:rFonts w:ascii="Calibri" w:hAnsi="Calibri" w:eastAsia="Microsoft JhengHei"/>
             <w:sz w:val="22"/>
           </w:rPr>
-          <w:t>最好的夾式機翼棒是什麼？單車騎士測試8巴，以確保空中速度和舒適度</w:t>
+          <w:t>最好的夾式氣動把是什麼？騎車人測試 8 個桿的空氣動力學速度和舒適度</w:t>
         </w:r>
       </w:hyperlink>
     </w:p>
@@ -769,7 +769,7 @@
           <w:color w:val="333333"/>
           <w:sz w:val="19"/>
         </w:rPr>
-        <w:t>1. 通常，在公路腳踏車上減少幾秒鐘最簡單的方法是新增一組夾式氣壓桿；</w:t>
+        <w:t>1. 通常，在公路自行車上縮短時間的最簡單方法是添加一組夾式空氣動力車把；</w:t>
       </w:r>
     </w:p>
     <w:p>
@@ -785,7 +785,7 @@
           <w:color w:val="333333"/>
           <w:sz w:val="19"/>
         </w:rPr>
-        <w:t>2. 在這裡，腳踏車運動員兼腳踏車記者Jack Sexty回顧了鐵人三項最適合的8項；</w:t>
+        <w:t>2. 在這裡，自行車手兼自行車記者 Jack Sexty 評論了 8 項最佳鐵人三項運動…；</w:t>
       </w:r>
     </w:p>
     <w:p>
@@ -827,7 +827,7 @@
             <w:rFonts w:ascii="Calibri" w:hAnsi="Calibri" w:eastAsia="Microsoft JhengHei"/>
             <w:sz w:val="22"/>
           </w:rPr>
-          <w:t>ENVE推出SES 6.7 PRO ，專注於公路賽車的榮耀</w:t>
+          <w:t>ENVE推出SES 6.7 PRO，專注公路賽車榮耀</w:t>
         </w:r>
       </w:hyperlink>
     </w:p>
@@ -875,7 +875,7 @@
           <w:color w:val="333333"/>
           <w:sz w:val="19"/>
         </w:rPr>
-        <w:t>1. ENVE最快的UCI-legal輪組經過徹底檢修，並比以往任何時候都更快地從另一側出來；</w:t>
+        <w:t>1. ENVE 最快的 UCI 合法輪組經過徹底檢修，在另一側的速度比以往任何時候都快；</w:t>
       </w:r>
     </w:p>
     <w:p>
@@ -907,7 +907,7 @@
           <w:color w:val="333333"/>
           <w:sz w:val="19"/>
         </w:rPr>
-        <w:t>3. 7 PRO後，專注於公路賽車的榮耀首次出現在Slowt。</w:t>
+        <w:t>3. 7 PRO 聚焦公路賽車榮耀 文章首發於Slowt。</w:t>
       </w:r>
     </w:p>
     <w:p>
@@ -933,7 +933,7 @@
             <w:rFonts w:ascii="Calibri" w:hAnsi="Calibri" w:eastAsia="Microsoft JhengHei"/>
             <w:sz w:val="22"/>
           </w:rPr>
-          <w:t>2026年最好的三件套有哪些？我們為您的下一次鐵人三項測試12款熱門西裝</w:t>
+          <w:t>2026 年最好的三連身衣是什麼？我們為您的下一場鐵人三項測試 12 款熱門套裝</w:t>
         </w:r>
       </w:hyperlink>
     </w:p>
@@ -981,7 +981,7 @@
           <w:color w:val="333333"/>
           <w:sz w:val="19"/>
         </w:rPr>
-        <w:t>1. 需要一套新的铁人三项服吗；</w:t>
+        <w:t>1. 需要一套新的鐵人三項服嗎；</w:t>
       </w:r>
     </w:p>
     <w:p>
@@ -997,7 +997,7 @@
           <w:color w:val="333333"/>
           <w:sz w:val="19"/>
         </w:rPr>
-        <w:t>2. Here's a comprehensive guide of the best tri-suits on the market for men and women, whether you're racing a sprint or an Ironman；</w:t>
+        <w:t>2. 這是市場上最好的男女三人裝的綜合指南，無論您是參加短跑比賽還是鐵人三項賽；</w:t>
       </w:r>
     </w:p>
     <w:p>
@@ -1039,7 +1039,7 @@
             <w:rFonts w:ascii="Calibri" w:hAnsi="Calibri" w:eastAsia="Microsoft JhengHei"/>
             <w:sz w:val="22"/>
           </w:rPr>
-          <w:t>A Tale of Two Trail Shoes ： ASICS Trabuco Max 5 vs Blazeblast</w:t>
+          <w:t>兩款越野鞋的故事：ASICS Trabuco Max 5 與 Blazeblast</w:t>
         </w:r>
       </w:hyperlink>
     </w:p>
@@ -1087,7 +1087,7 @@
           <w:color w:val="333333"/>
           <w:sz w:val="19"/>
         </w:rPr>
-        <w:t>1. 這兩雙鞋是非常不同的運動鞋，是兩個獨特利基的絕佳選擇；</w:t>
+        <w:t>1. 這兩款鞋是非常不同的運動鞋，是兩個不同細分市場的絕佳選擇；</w:t>
       </w:r>
     </w:p>
     <w:p>
@@ -1103,7 +1103,7 @@
           <w:color w:val="333333"/>
           <w:sz w:val="19"/>
         </w:rPr>
-        <w:t>2. 帖子A Tale of Two Trail Shoes ： ASICS Trabuco Max 5 vs Blazeblast首次出現在Slowtwitch News上；</w:t>
+        <w:t>2. 兩雙越野鞋的故事：ASICS Trabuco Max 5 與 Blazeblast 的貼文首次出現在 Slowtwitch News 上；</w:t>
       </w:r>
     </w:p>
     <w:p>
@@ -1145,7 +1145,7 @@
             <w:rFonts w:ascii="Calibri" w:hAnsi="Calibri" w:eastAsia="Microsoft JhengHei"/>
             <w:sz w:val="22"/>
           </w:rPr>
-          <w:t>2026 年最好的公路車頭盔是什麼？我测试了九个来找出答案</w:t>
+          <w:t>2026 年最好的公路車頭盔是什麼？我測試了九個來找出答案</w:t>
         </w:r>
       </w:hyperlink>
     </w:p>
@@ -1193,7 +1193,7 @@
           <w:color w:val="333333"/>
           <w:sz w:val="19"/>
         </w:rPr>
-        <w:t>1. 當涉及到公路單車頭盔時，您需要知道它是安全、可靠且通風良好的；</w:t>
+        <w:t>1. 當涉及公路自行車頭盔時，您想知道它是否安全、可靠且通風良好；</w:t>
       </w:r>
     </w:p>
     <w:p>
@@ -1209,7 +1209,7 @@
           <w:color w:val="333333"/>
           <w:sz w:val="19"/>
         </w:rPr>
-        <w:t>2. 我投入了裡程，以找出哪些是市面上最好的；</w:t>
+        <w:t>2. 我花了很多里程來找出市場上最好的；</w:t>
       </w:r>
     </w:p>
     <w:p>
@@ -1299,7 +1299,7 @@
           <w:color w:val="333333"/>
           <w:sz w:val="19"/>
         </w:rPr>
-        <w:t>1. 有沒有想過為什麼鐵人三項運動員騎著AERO TT腳踏車，而環法腳踏車賽的專業選手卻堅持使用公路腳踏車；</w:t>
+        <w:t>1. 有沒有想過為什麼鐵人三項運動員騎空氣動力TT自行車，而環法自行車賽的職業選手卻堅持騎公路自行車；</w:t>
       </w:r>
     </w:p>
     <w:p>
@@ -1315,7 +1315,7 @@
           <w:color w:val="333333"/>
           <w:sz w:val="19"/>
         </w:rPr>
-        <w:t>2. 這一切都取決於選秀、空氣動力學、操控、攀爬和比賽的要求；</w:t>
+        <w:t>2. 這一切都取決於起草、空氣動力學、操控、爬坡和比賽的要求；</w:t>
       </w:r>
     </w:p>
     <w:p>
@@ -1405,7 +1405,7 @@
           <w:color w:val="333333"/>
           <w:sz w:val="19"/>
         </w:rPr>
-        <w:t>1. Salomon正在贏得道路市場份額，這在一定程度上要歸功於上一代Blaze；</w:t>
+        <w:t>1. 所羅門不斷獲得公路市場份額，這在一定程度上要歸功於上一代 Blaze；</w:t>
       </w:r>
     </w:p>
     <w:p>
@@ -1421,7 +1421,7 @@
           <w:color w:val="333333"/>
           <w:sz w:val="19"/>
         </w:rPr>
-        <w:t>2. 好訊息是，新的名聲不錯；</w:t>
+        <w:t>2. 好在新的沒有辜負聲譽；</w:t>
       </w:r>
     </w:p>
     <w:p>
@@ -1437,7 +1437,7 @@
           <w:color w:val="333333"/>
           <w:sz w:val="19"/>
         </w:rPr>
-        <w:t>3. 所羅門後的Aero Blaze 4是「如果……。</w:t>
+        <w:t>3. Salomon 的 Aero Blaze 4 是「如果…」的化身。</w:t>
       </w:r>
     </w:p>
     <w:p>
@@ -1463,7 +1463,7 @@
             <w:rFonts w:ascii="Calibri" w:hAnsi="Calibri" w:eastAsia="Microsoft JhengHei"/>
             <w:sz w:val="22"/>
           </w:rPr>
-          <w:t>耐克推出全新ACG ，在賽道上下重注</w:t>
+          <w:t>耐吉 (Nike) 在 ACG 改良版 Trail 上投入巨資</w:t>
         </w:r>
       </w:hyperlink>
     </w:p>
@@ -1511,7 +1511,7 @@
           <w:color w:val="333333"/>
           <w:sz w:val="19"/>
         </w:rPr>
-        <w:t>1. All Conditions Gear是耐克的戶外子品牌，在新產品和賽車團隊之間，耐克投入了大量資金；</w:t>
+        <w:t>1. All Conditions Gear是耐吉的戶外子品牌，在新產品和賽車隊之間，耐吉投入了大量資金；</w:t>
       </w:r>
     </w:p>
     <w:p>
@@ -1527,7 +1527,7 @@
           <w:color w:val="333333"/>
           <w:sz w:val="19"/>
         </w:rPr>
-        <w:t>2. 耐克帖子“Betting Big on Trail With a Revamped ACG”首次亮相於Slowt；</w:t>
+        <w:t>2. 耐吉在經過改進的 ACG 上押下重註的帖子首次出現在 Slowt 上…；</w:t>
       </w:r>
     </w:p>
     <w:p>
@@ -1569,7 +1569,7 @@
             <w:rFonts w:ascii="Calibri" w:hAnsi="Calibri" w:eastAsia="Microsoft JhengHei"/>
             <w:sz w:val="22"/>
           </w:rPr>
-          <w:t>九月三要點：世界巡迴賽輪班、運動興奮劑指控和通往科納之路</w:t>
+          <w:t>九月鐵人三項要點：世界巡迴賽的轉變、賽車興奮劑指控以及通往科納之路</w:t>
         </w:r>
       </w:hyperlink>
     </w:p>
@@ -1617,7 +1617,7 @@
           <w:color w:val="333333"/>
           <w:sz w:val="19"/>
         </w:rPr>
-        <w:t>1. 一名年龄组铁人三项运动员的快速自行车分站变成了匿名举报者抗议的噩梦，再加上海登·王尔德（Hayden Wilde）观看了泰勒·尼布（Taylor Knibb）最近在多项运动项目上的统治地位，并说：“别喝我的啤酒；</w:t>
+        <w:t>1. 一名年齡組鐵人三項運動員的快速自行車分站變成了匿名舉報者抗議的噩夢，再加上海登·王爾德（Hayden Wilde）觀看了泰勒·尼布（Taylor Knibb）最近在多項運動項目上的統治地位，並說：“別喝我的啤酒；</w:t>
       </w:r>
     </w:p>
     <w:p>
@@ -1781,7 +1781,7 @@
             <w:rFonts w:ascii="Calibri" w:hAnsi="Calibri" w:eastAsia="Microsoft JhengHei"/>
             <w:sz w:val="22"/>
           </w:rPr>
-          <w:t>我們穿著11雙跑步短褲–這是我們在2026年的最愛</w:t>
+          <w:t>我們穿著 11 條跑步短褲跑步——這是 2026 年我們最喜歡的</w:t>
         </w:r>
       </w:hyperlink>
     </w:p>
@@ -1829,7 +1829,7 @@
           <w:color w:val="333333"/>
           <w:sz w:val="19"/>
         </w:rPr>
-        <w:t>1. 我們已經參加了11件男女短褲的比賽和訓練，以幫助找到市場上適合所有型別跑步的最佳跑步短褲，從炎熱的天氣到比賽日；</w:t>
+        <w:t>1. 我們穿著 11 款男士和女士短褲進行比賽和訓練，以幫助找到市場上適合所有類型跑步（從炎熱天氣到比賽日）的最佳跑步短褲；</w:t>
       </w:r>
     </w:p>
     <w:p>
@@ -1887,7 +1887,7 @@
             <w:rFonts w:ascii="Calibri" w:hAnsi="Calibri" w:eastAsia="Microsoft JhengHei"/>
             <w:sz w:val="22"/>
           </w:rPr>
-          <w:t>Castelli PR 3 W Speed Suit評論：這款三件套是否專為您的下一個PB而設計？</w:t>
+          <w:t>Castelli PR 3 W 速度套裝評論：這款三體套裝是為您的下一個 PB 設計的嗎？</w:t>
         </w:r>
       </w:hyperlink>
     </w:p>
@@ -1993,7 +1993,7 @@
             <w:rFonts w:ascii="Calibri" w:hAnsi="Calibri" w:eastAsia="Microsoft JhengHei"/>
             <w:sz w:val="22"/>
           </w:rPr>
-          <w:t>最好的航空腳踏車頭盔是什麼？我們在風洞中測試9號以找出</w:t>
+          <w:t>最好的空氣動力自行車頭盔是什麼？我們在風洞中測試 9 找出答案</w:t>
         </w:r>
       </w:hyperlink>
     </w:p>
@@ -2253,7 +2253,7 @@
           <w:color w:val="333333"/>
           <w:sz w:val="19"/>
         </w:rPr>
-        <w:t>1. 2028 年洛杉矶奥运会铁人三项赛场上有不可预知的冲浪、“相当奇怪”的跑步，以及在狭窄的沙质自行车道上进行的自行车比赛；</w:t>
+        <w:t>1. 2028 年洛杉磯奧運鐵人三項賽場上有不可預測的衝浪、「相當奇怪」的跑步，以及在狹窄的沙質自行車道上進行的自行車比賽；</w:t>
       </w:r>
     </w:p>
     <w:p>
@@ -2417,7 +2417,7 @@
             <w:rFonts w:ascii="Calibri" w:hAnsi="Calibri" w:eastAsia="Microsoft JhengHei"/>
             <w:sz w:val="22"/>
           </w:rPr>
-          <w:t>最好的铁人三项自行车是什么？ 《自行車手》在訓練和比賽方面均排名前 7 名</w:t>
+          <w:t>最好的鐵人三項自行車是什麼？ 《自行車手》在訓練和比賽方面均排名前 7 名</w:t>
         </w:r>
       </w:hyperlink>
     </w:p>
@@ -2586,7 +2586,7 @@
           <w:color w:val="333333"/>
           <w:sz w:val="19"/>
         </w:rPr>
-        <w:t>1. 明年波士頓的大數據，以及新的鐵人三項比賽和12月Clash旗艦比賽的細節；</w:t>
+        <w:t>1. 波士頓明年的重大數據，以及新 IRONMAN 比賽的詳細資訊以及 Clash 12 月旗艦比賽的新增內容；</w:t>
       </w:r>
     </w:p>
     <w:p>
@@ -2602,7 +2602,7 @@
           <w:color w:val="333333"/>
           <w:sz w:val="19"/>
         </w:rPr>
-        <w:t>2. 我們注意到的帖子：波士頓創下紀錄，鋼鐵人前往羅馬；</w:t>
+        <w:t>2. 我們注意到的貼文：波士頓創紀錄參賽，鐵人三項前往羅馬；</w:t>
       </w:r>
     </w:p>
     <w:p>
@@ -2813,7 +2813,7 @@
           <w:color w:val="333333"/>
           <w:sz w:val="19"/>
         </w:rPr>
-        <w:t>1. “鉴于当今的砾石状况，必须为职业女性提供安全、公平的竞争环境和平等机会，以保护她们种族的完整性；</w:t>
+        <w:t>1. “鑑於當今的礫石狀況，必須為職業女性提供安全、公平的競爭環境和平等機會，以保護她們種族的完整性；</w:t>
       </w:r>
     </w:p>
     <w:p>
@@ -2871,7 +2871,7 @@
             <w:rFonts w:ascii="Calibri" w:hAnsi="Calibri" w:eastAsia="Microsoft JhengHei"/>
             <w:sz w:val="22"/>
           </w:rPr>
-          <w:t>2026年鐵人三項世界錦標賽預覽：誰將在科納獲勝？</w:t>
+          <w:t>2026 年鐵人三項世界錦標賽前瞻：誰會在科納獲勝？</w:t>
         </w:r>
       </w:hyperlink>
     </w:p>
@@ -3131,7 +3131,7 @@
           <w:color w:val="333333"/>
           <w:sz w:val="19"/>
         </w:rPr>
-        <w:t>1. 從戈登·哈勒（ Gordon Haller ）這樣的先驅到帕特裡克·蘭格（ Patrick Lange ）這樣的現代冠軍，我們追蹤了每個獲得鐵人三項世界錦標賽冠軍的人，以瞭解他們的位置以及他們；</w:t>
+        <w:t>1. 從戈登·哈勒這樣的先驅者到帕特里克·蘭格這樣的現代冠軍，我們追蹤了每一位獲得鐵人三項世界冠軍頭銜的人，以了解他們在哪里以及他們；</w:t>
       </w:r>
     </w:p>
     <w:p>
@@ -3237,7 +3237,7 @@
           <w:color w:val="333333"/>
           <w:sz w:val="19"/>
         </w:rPr>
-        <w:t>1. 從在科納創造道路的原始鐵人三項運動員，到今天重新定義這項運動的現代強者，探索終點線後的生活帶來了每位女子鐵人三項世界冠軍；</w:t>
+        <w:t>1. 從在科納開闢道路的最初鐵人三項運動員到今天重新定義這項運動的現代強者，了解每位女子鐵人世界冠軍在終點線後的生活；</w:t>
       </w:r>
     </w:p>
     <w:p>
@@ -3343,7 +3343,7 @@
           <w:color w:val="333333"/>
           <w:sz w:val="19"/>
         </w:rPr>
-        <w:t>1. 交通堵塞、乱扔垃圾和不良行为，科纳的比赛周考验着阿罗哈的极限；</w:t>
+        <w:t>1. 交通堵塞、亂丟垃圾和不良行為，科納的比賽週考驗著阿羅哈的極限；</w:t>
       </w:r>
     </w:p>
     <w:p>
@@ -3359,7 +3359,7 @@
           <w:color w:val="333333"/>
           <w:sz w:val="19"/>
         </w:rPr>
-        <w:t>2. 这就是当成千上万的铁人三项运动员占领我们小镇时的真实情况；</w:t>
+        <w:t>2. 這就是當成千上萬的鐵人三項運動員佔領我們小鎮時的真實情況；</w:t>
       </w:r>
     </w:p>
     <w:p>
@@ -3873,7 +3873,7 @@
           <w:color w:val="333333"/>
           <w:sz w:val="19"/>
         </w:rPr>
-        <w:t>1. Slowtwitch GOODLIFE Racing 团队开放申请 Slowtwitch GOODLIFE Racing 是一支由美国铁人三项运动员和砾石赛车手组成的团队，一套装备、一个社区、任何起跑线；</w:t>
+        <w:t>1. Slowtwitch GOODLIFE Racing 團隊開放申請 Slowtwitch GOODLIFE Racing 是一支由美國鐵人三項運動員和礫石賽車手組成的團隊，一套裝備、一個社區、任何起跑線；</w:t>
       </w:r>
     </w:p>
     <w:p>
@@ -4119,7 +4119,7 @@
           <w:color w:val="333333"/>
           <w:sz w:val="20"/>
         </w:rPr>
-        <w:t>：1. 盒裝水母之花決定在比賽週前撞毀2026年鐵人三項世界錦標賽的賽道；</w:t>
+        <w:t>：1. 就在比賽週之前，一隻箱形水母花決定沖毀 2026 年鐵人三項世界錦標賽的賽道；</w:t>
       </w:r>
     </w:p>
     <w:p>
@@ -4133,7 +4133,7 @@
           <w:color w:val="333333"/>
           <w:sz w:val="20"/>
         </w:rPr>
-        <w:t>2. 以下是您需要了解的安全資訊，以及為什麼您的比賽日夢想不會被打破；</w:t>
+        <w:t>2. 以下是您需要了解的確保安全的知識 - 以及為什麼您的比賽日夢想不會僅僅因為您而破滅；</w:t>
       </w:r>
     </w:p>
     <w:p>
@@ -4231,7 +4231,7 @@
           <w:color w:val="333333"/>
           <w:sz w:val="20"/>
         </w:rPr>
-        <w:t>Apple Watch Ultra 4是一款具有健身和健康改善功能的人工智慧強國，但您是否需要它？</w:t>
+        <w:t>Apple Watch Ultra 4 是一款人工智慧引擎，可改善健身和健康狀況，但您需要它嗎？</w:t>
       </w:r>
       <w:r>
         <w:rPr>
@@ -4240,7 +4240,7 @@
           <w:color w:val="333333"/>
           <w:sz w:val="20"/>
         </w:rPr>
-        <w:t>：1. Apple has upgraded the Ultra again, and there's lots to like in the new version, including a super-accurate HR sensor and a powerful new AI ready chip；</w:t>
+        <w:t>：1. 蘋果再次升級了 Ultra，新版本有很多值得喜歡的地方，包括超精確的 HR 感測器和強大的全新 AI 晶片；</w:t>
       </w:r>
     </w:p>
     <w:p>
@@ -4284,7 +4284,7 @@
           <w:color w:val="333333"/>
           <w:sz w:val="20"/>
         </w:rPr>
-        <w:t>最好的夾式機翼棒是什麼？單車騎士測試8巴，以確保空中速度和舒適度</w:t>
+        <w:t>最好的夾式氣動把是什麼？騎車人測試 8 個桿的空氣動力學速度和舒適度</w:t>
       </w:r>
       <w:r>
         <w:rPr>
@@ -4293,7 +4293,7 @@
           <w:color w:val="333333"/>
           <w:sz w:val="20"/>
         </w:rPr>
-        <w:t>：1. 通常，在公路腳踏車上減少幾秒鐘最簡單的方法是新增一組夾式氣壓桿；</w:t>
+        <w:t>：1. 通常，在公路自行車上縮短時間的最簡單方法是添加一組夾式空氣動力車把；</w:t>
       </w:r>
     </w:p>
     <w:p>
@@ -4307,7 +4307,7 @@
           <w:color w:val="333333"/>
           <w:sz w:val="20"/>
         </w:rPr>
-        <w:t>2. 在這裡，腳踏車運動員兼腳踏車記者Jack Sexty回顧了鐵人三項最適合的8項；</w:t>
+        <w:t>2. 在這裡，自行車手兼自行車記者 Jack Sexty 評論了 8 項最佳鐵人三項運動…；</w:t>
       </w:r>
     </w:p>
     <w:p>
@@ -4337,7 +4337,7 @@
           <w:color w:val="333333"/>
           <w:sz w:val="20"/>
         </w:rPr>
-        <w:t>ENVE推出SES 6.7 PRO ，專注於公路賽車的榮耀</w:t>
+        <w:t>ENVE推出SES 6.7 PRO，專注公路賽車榮耀</w:t>
       </w:r>
       <w:r>
         <w:rPr>
@@ -4346,7 +4346,7 @@
           <w:color w:val="333333"/>
           <w:sz w:val="20"/>
         </w:rPr>
-        <w:t>：1. ENVE最快的UCI-legal輪組經過徹底檢修，並比以往任何時候都更快地從另一側出來；</w:t>
+        <w:t>：1. ENVE 最快的 UCI 合法輪組經過徹底檢修，在另一側的速度比以往任何時候都快；</w:t>
       </w:r>
     </w:p>
     <w:p>
@@ -4374,7 +4374,7 @@
           <w:color w:val="333333"/>
           <w:sz w:val="20"/>
         </w:rPr>
-        <w:t>3. 7 PRO後，專注於公路賽車的榮耀首次出現在Slowt。</w:t>
+        <w:t>3. 7 PRO 聚焦公路賽車榮耀 文章首發於Slowt。</w:t>
       </w:r>
     </w:p>
     <w:p>
@@ -4414,7 +4414,7 @@
           <w:color w:val="333333"/>
           <w:sz w:val="20"/>
         </w:rPr>
-        <w:t>：1. 明年波士頓的大數據，以及新的鐵人三項比賽和12月Clash旗艦比賽的細節；</w:t>
+        <w:t>：1. 波士頓明年的重大數據，以及新 IRONMAN 比賽的詳細資訊以及 Clash 12 月旗艦比賽的新增內容；</w:t>
       </w:r>
     </w:p>
     <w:p>
@@ -4428,7 +4428,7 @@
           <w:color w:val="333333"/>
           <w:sz w:val="20"/>
         </w:rPr>
-        <w:t>2. 我們注意到的帖子：波士頓創下紀錄，鋼鐵人前往羅馬；</w:t>
+        <w:t>2. 我們注意到的貼文：波士頓創紀錄參賽，鐵人三項前往羅馬；</w:t>
       </w:r>
     </w:p>
     <w:p>
@@ -4535,7 +4535,7 @@
           <w:color w:val="333333"/>
           <w:sz w:val="20"/>
         </w:rPr>
-        <w:t>：1. “鉴于当今的砾石状况，必须为职业女性提供安全、公平的竞争环境和平等机会，以保护她们种族的完整性；</w:t>
+        <w:t>：1. “鑑於當今的礫石狀況，必須為職業女性提供安全、公平的競爭環境和平等機會，以保護她們種族的完整性；</w:t>
       </w:r>
     </w:p>
     <w:p>
@@ -4579,7 +4579,7 @@
           <w:color w:val="333333"/>
           <w:sz w:val="20"/>
         </w:rPr>
-        <w:t>2026年鐵人三項世界錦標賽預覽：誰將在科納獲勝？</w:t>
+        <w:t>2026 年鐵人三項世界錦標賽前瞻：誰會在科納獲勝？</w:t>
       </w:r>
       <w:r>
         <w:rPr>
